--- a/chapters/02/core/AIHE-A04/supp/AIHE-U/docx/AIHE-U_template.docx
+++ b/chapters/02/core/AIHE-A04/supp/AIHE-U/docx/AIHE-U_template.docx
@@ -5,7 +5,7 @@
     <w:p>
       <w:pPr>
         <w:pStyle w:val="Title"/>
-        <w:jc w:val="center"/>
+        <w:jc w:val="centre"/>
       </w:pPr>
       <w:r>
         <w:rPr>
@@ -27,7 +27,7 @@
     </w:p>
     <w:p>
       <w:pPr>
-        <w:jc w:val="center"/>
+        <w:jc w:val="centre"/>
       </w:pPr>
       <w:r>
         <w:rPr>
@@ -41,7 +41,7 @@
       <w:tblPr>
         <w:tblStyle w:val="TableGrid"/>
         <w:tblW w:type="auto" w:w="0"/>
-        <w:jc w:val="center"/>
+        <w:jc w:val="centre"/>
         <w:tblLook w:firstColumn="1" w:firstRow="1" w:lastColumn="0" w:lastRow="0" w:noHBand="0" w:noVBand="1" w:val="04A0"/>
       </w:tblPr>
       <w:tblGrid>
@@ -110,7 +110,7 @@
               <w:bottom w:w="80" w:type="dxa"/>
               <w:end w:w="80" w:type="dxa"/>
             </w:tcMar>
-            <w:vAlign w:val="center"/>
+            <w:vAlign w:val="centre"/>
           </w:tcPr>
           <w:p>
             <w:pPr>
@@ -184,7 +184,7 @@
               <w:bottom w:w="80" w:type="dxa"/>
               <w:end w:w="80" w:type="dxa"/>
             </w:tcMar>
-            <w:vAlign w:val="center"/>
+            <w:vAlign w:val="centre"/>
           </w:tcPr>
           <w:p>
             <w:pPr>
@@ -252,7 +252,7 @@
     </w:p>
     <w:p>
       <w:r>
-        <w:t>Complete the fields with the multidisciplinary team. Record evidence sources, assumptions, limitations, owners, dates, and decision thresholds. Use synthetic or appropriately governed data only. The worked example is fictional and is provided for teaching.</w:t>
+        <w:t>Complete the fields with the multidisciplinary team. Record evidence sources, assumptions, limitations, owners, dates, and decision thresholds. Use synthetic or appropriately governed data only. The worked example is fictional and is provided as a synthetic demonstration.</w:t>
       </w:r>
     </w:p>
     <w:p>
@@ -279,7 +279,7 @@
       <w:tblPr>
         <w:tblStyle w:val="TableGrid"/>
         <w:tblW w:type="auto" w:w="0"/>
-        <w:jc w:val="center"/>
+        <w:jc w:val="centre"/>
         <w:tblLook w:firstColumn="1" w:firstRow="1" w:lastColumn="0" w:lastRow="0" w:noHBand="0" w:noVBand="1" w:val="04A0"/>
       </w:tblPr>
       <w:tblGrid>
@@ -296,7 +296,7 @@
         <w:tc>
           <w:tcPr>
             <w:tcW w:type="dxa" w:w="2074"/>
-            <w:vAlign w:val="center"/>
+            <w:vAlign w:val="centre"/>
             <w:tcMar>
               <w:top w:w="80" w:type="dxa"/>
               <w:start w:w="80" w:type="dxa"/>
@@ -317,7 +317,7 @@
         <w:tc>
           <w:tcPr>
             <w:tcW w:type="dxa" w:w="2074"/>
-            <w:vAlign w:val="center"/>
+            <w:vAlign w:val="centre"/>
             <w:tcMar>
               <w:top w:w="80" w:type="dxa"/>
               <w:start w:w="80" w:type="dxa"/>
@@ -338,7 +338,7 @@
         <w:tc>
           <w:tcPr>
             <w:tcW w:type="dxa" w:w="2074"/>
-            <w:vAlign w:val="center"/>
+            <w:vAlign w:val="centre"/>
             <w:tcMar>
               <w:top w:w="80" w:type="dxa"/>
               <w:start w:w="80" w:type="dxa"/>
@@ -359,7 +359,7 @@
         <w:tc>
           <w:tcPr>
             <w:tcW w:type="dxa" w:w="2074"/>
-            <w:vAlign w:val="center"/>
+            <w:vAlign w:val="centre"/>
             <w:tcMar>
               <w:top w:w="80" w:type="dxa"/>
               <w:start w:w="80" w:type="dxa"/>
@@ -380,7 +380,7 @@
         <w:tc>
           <w:tcPr>
             <w:tcW w:type="dxa" w:w="2074"/>
-            <w:vAlign w:val="center"/>
+            <w:vAlign w:val="centre"/>
             <w:tcMar>
               <w:top w:w="80" w:type="dxa"/>
               <w:start w:w="80" w:type="dxa"/>
@@ -403,7 +403,7 @@
         <w:tc>
           <w:tcPr>
             <w:tcW w:type="dxa" w:w="2074"/>
-            <w:vAlign w:val="center"/>
+            <w:vAlign w:val="centre"/>
             <w:tcMar>
               <w:top w:w="80" w:type="dxa"/>
               <w:start w:w="80" w:type="dxa"/>
@@ -420,7 +420,7 @@
         <w:tc>
           <w:tcPr>
             <w:tcW w:type="dxa" w:w="2074"/>
-            <w:vAlign w:val="center"/>
+            <w:vAlign w:val="centre"/>
             <w:tcMar>
               <w:top w:w="80" w:type="dxa"/>
               <w:start w:w="80" w:type="dxa"/>
@@ -447,7 +447,7 @@
         <w:tc>
           <w:tcPr>
             <w:tcW w:type="dxa" w:w="2074"/>
-            <w:vAlign w:val="center"/>
+            <w:vAlign w:val="centre"/>
             <w:tcMar>
               <w:top w:w="80" w:type="dxa"/>
               <w:start w:w="80" w:type="dxa"/>
@@ -474,7 +474,7 @@
         <w:tc>
           <w:tcPr>
             <w:tcW w:type="dxa" w:w="2074"/>
-            <w:vAlign w:val="center"/>
+            <w:vAlign w:val="centre"/>
             <w:tcMar>
               <w:top w:w="80" w:type="dxa"/>
               <w:start w:w="80" w:type="dxa"/>
@@ -501,7 +501,7 @@
         <w:tc>
           <w:tcPr>
             <w:tcW w:type="dxa" w:w="2074"/>
-            <w:vAlign w:val="center"/>
+            <w:vAlign w:val="centre"/>
             <w:tcMar>
               <w:top w:w="80" w:type="dxa"/>
               <w:start w:w="80" w:type="dxa"/>
@@ -530,7 +530,7 @@
         <w:tc>
           <w:tcPr>
             <w:tcW w:type="dxa" w:w="2074"/>
-            <w:vAlign w:val="center"/>
+            <w:vAlign w:val="centre"/>
             <w:tcMar>
               <w:top w:w="80" w:type="dxa"/>
               <w:start w:w="80" w:type="dxa"/>
@@ -547,7 +547,7 @@
         <w:tc>
           <w:tcPr>
             <w:tcW w:type="dxa" w:w="2074"/>
-            <w:vAlign w:val="center"/>
+            <w:vAlign w:val="centre"/>
             <w:tcMar>
               <w:top w:w="80" w:type="dxa"/>
               <w:start w:w="80" w:type="dxa"/>
@@ -574,7 +574,7 @@
         <w:tc>
           <w:tcPr>
             <w:tcW w:type="dxa" w:w="2074"/>
-            <w:vAlign w:val="center"/>
+            <w:vAlign w:val="centre"/>
             <w:tcMar>
               <w:top w:w="80" w:type="dxa"/>
               <w:start w:w="80" w:type="dxa"/>
@@ -601,7 +601,7 @@
         <w:tc>
           <w:tcPr>
             <w:tcW w:type="dxa" w:w="2074"/>
-            <w:vAlign w:val="center"/>
+            <w:vAlign w:val="centre"/>
             <w:tcMar>
               <w:top w:w="80" w:type="dxa"/>
               <w:start w:w="80" w:type="dxa"/>
@@ -628,7 +628,7 @@
         <w:tc>
           <w:tcPr>
             <w:tcW w:type="dxa" w:w="2074"/>
-            <w:vAlign w:val="center"/>
+            <w:vAlign w:val="centre"/>
             <w:tcMar>
               <w:top w:w="80" w:type="dxa"/>
               <w:start w:w="80" w:type="dxa"/>
@@ -657,7 +657,7 @@
         <w:tc>
           <w:tcPr>
             <w:tcW w:type="dxa" w:w="2074"/>
-            <w:vAlign w:val="center"/>
+            <w:vAlign w:val="centre"/>
             <w:tcMar>
               <w:top w:w="80" w:type="dxa"/>
               <w:start w:w="80" w:type="dxa"/>
@@ -674,7 +674,7 @@
         <w:tc>
           <w:tcPr>
             <w:tcW w:type="dxa" w:w="2074"/>
-            <w:vAlign w:val="center"/>
+            <w:vAlign w:val="centre"/>
             <w:tcMar>
               <w:top w:w="80" w:type="dxa"/>
               <w:start w:w="80" w:type="dxa"/>
@@ -701,7 +701,7 @@
         <w:tc>
           <w:tcPr>
             <w:tcW w:type="dxa" w:w="2074"/>
-            <w:vAlign w:val="center"/>
+            <w:vAlign w:val="centre"/>
             <w:tcMar>
               <w:top w:w="80" w:type="dxa"/>
               <w:start w:w="80" w:type="dxa"/>
@@ -728,7 +728,7 @@
         <w:tc>
           <w:tcPr>
             <w:tcW w:type="dxa" w:w="2074"/>
-            <w:vAlign w:val="center"/>
+            <w:vAlign w:val="centre"/>
             <w:tcMar>
               <w:top w:w="80" w:type="dxa"/>
               <w:start w:w="80" w:type="dxa"/>
@@ -755,7 +755,7 @@
         <w:tc>
           <w:tcPr>
             <w:tcW w:type="dxa" w:w="2074"/>
-            <w:vAlign w:val="center"/>
+            <w:vAlign w:val="centre"/>
             <w:tcMar>
               <w:top w:w="80" w:type="dxa"/>
               <w:start w:w="80" w:type="dxa"/>
@@ -784,7 +784,7 @@
         <w:tc>
           <w:tcPr>
             <w:tcW w:type="dxa" w:w="2074"/>
-            <w:vAlign w:val="center"/>
+            <w:vAlign w:val="centre"/>
             <w:tcMar>
               <w:top w:w="80" w:type="dxa"/>
               <w:start w:w="80" w:type="dxa"/>
@@ -801,7 +801,7 @@
         <w:tc>
           <w:tcPr>
             <w:tcW w:type="dxa" w:w="2074"/>
-            <w:vAlign w:val="center"/>
+            <w:vAlign w:val="centre"/>
             <w:tcMar>
               <w:top w:w="80" w:type="dxa"/>
               <w:start w:w="80" w:type="dxa"/>
@@ -828,7 +828,7 @@
         <w:tc>
           <w:tcPr>
             <w:tcW w:type="dxa" w:w="2074"/>
-            <w:vAlign w:val="center"/>
+            <w:vAlign w:val="centre"/>
             <w:tcMar>
               <w:top w:w="80" w:type="dxa"/>
               <w:start w:w="80" w:type="dxa"/>
@@ -855,7 +855,7 @@
         <w:tc>
           <w:tcPr>
             <w:tcW w:type="dxa" w:w="2074"/>
-            <w:vAlign w:val="center"/>
+            <w:vAlign w:val="centre"/>
             <w:tcMar>
               <w:top w:w="80" w:type="dxa"/>
               <w:start w:w="80" w:type="dxa"/>
@@ -882,7 +882,7 @@
         <w:tc>
           <w:tcPr>
             <w:tcW w:type="dxa" w:w="2074"/>
-            <w:vAlign w:val="center"/>
+            <w:vAlign w:val="centre"/>
             <w:tcMar>
               <w:top w:w="80" w:type="dxa"/>
               <w:start w:w="80" w:type="dxa"/>
@@ -911,7 +911,7 @@
         <w:tc>
           <w:tcPr>
             <w:tcW w:type="dxa" w:w="2074"/>
-            <w:vAlign w:val="center"/>
+            <w:vAlign w:val="centre"/>
             <w:tcMar>
               <w:top w:w="80" w:type="dxa"/>
               <w:start w:w="80" w:type="dxa"/>
@@ -928,7 +928,7 @@
         <w:tc>
           <w:tcPr>
             <w:tcW w:type="dxa" w:w="2074"/>
-            <w:vAlign w:val="center"/>
+            <w:vAlign w:val="centre"/>
             <w:tcMar>
               <w:top w:w="80" w:type="dxa"/>
               <w:start w:w="80" w:type="dxa"/>
@@ -955,7 +955,7 @@
         <w:tc>
           <w:tcPr>
             <w:tcW w:type="dxa" w:w="2074"/>
-            <w:vAlign w:val="center"/>
+            <w:vAlign w:val="centre"/>
             <w:tcMar>
               <w:top w:w="80" w:type="dxa"/>
               <w:start w:w="80" w:type="dxa"/>
@@ -982,7 +982,7 @@
         <w:tc>
           <w:tcPr>
             <w:tcW w:type="dxa" w:w="2074"/>
-            <w:vAlign w:val="center"/>
+            <w:vAlign w:val="centre"/>
             <w:tcMar>
               <w:top w:w="80" w:type="dxa"/>
               <w:start w:w="80" w:type="dxa"/>
@@ -1009,7 +1009,7 @@
         <w:tc>
           <w:tcPr>
             <w:tcW w:type="dxa" w:w="2074"/>
-            <w:vAlign w:val="center"/>
+            <w:vAlign w:val="centre"/>
             <w:tcMar>
               <w:top w:w="80" w:type="dxa"/>
               <w:start w:w="80" w:type="dxa"/>
@@ -1038,7 +1038,7 @@
         <w:tc>
           <w:tcPr>
             <w:tcW w:type="dxa" w:w="2074"/>
-            <w:vAlign w:val="center"/>
+            <w:vAlign w:val="centre"/>
             <w:tcMar>
               <w:top w:w="80" w:type="dxa"/>
               <w:start w:w="80" w:type="dxa"/>
@@ -1055,7 +1055,7 @@
         <w:tc>
           <w:tcPr>
             <w:tcW w:type="dxa" w:w="2074"/>
-            <w:vAlign w:val="center"/>
+            <w:vAlign w:val="centre"/>
             <w:tcMar>
               <w:top w:w="80" w:type="dxa"/>
               <w:start w:w="80" w:type="dxa"/>
@@ -1082,7 +1082,7 @@
         <w:tc>
           <w:tcPr>
             <w:tcW w:type="dxa" w:w="2074"/>
-            <w:vAlign w:val="center"/>
+            <w:vAlign w:val="centre"/>
             <w:tcMar>
               <w:top w:w="80" w:type="dxa"/>
               <w:start w:w="80" w:type="dxa"/>
@@ -1109,7 +1109,7 @@
         <w:tc>
           <w:tcPr>
             <w:tcW w:type="dxa" w:w="2074"/>
-            <w:vAlign w:val="center"/>
+            <w:vAlign w:val="centre"/>
             <w:tcMar>
               <w:top w:w="80" w:type="dxa"/>
               <w:start w:w="80" w:type="dxa"/>
@@ -1136,7 +1136,7 @@
         <w:tc>
           <w:tcPr>
             <w:tcW w:type="dxa" w:w="2074"/>
-            <w:vAlign w:val="center"/>
+            <w:vAlign w:val="centre"/>
             <w:tcMar>
               <w:top w:w="80" w:type="dxa"/>
               <w:start w:w="80" w:type="dxa"/>
@@ -1183,7 +1183,7 @@
       <w:tblPr>
         <w:tblStyle w:val="TableGrid"/>
         <w:tblW w:type="auto" w:w="0"/>
-        <w:jc w:val="center"/>
+        <w:jc w:val="centre"/>
         <w:tblLook w:firstColumn="1" w:firstRow="1" w:lastColumn="0" w:lastRow="0" w:noHBand="0" w:noVBand="1" w:val="04A0"/>
       </w:tblPr>
       <w:tblGrid>
@@ -1203,7 +1203,7 @@
         <w:tc>
           <w:tcPr>
             <w:tcW w:type="dxa" w:w="1746"/>
-            <w:vAlign w:val="center"/>
+            <w:vAlign w:val="centre"/>
             <w:tcMar>
               <w:top w:w="80" w:type="dxa"/>
               <w:start w:w="80" w:type="dxa"/>
@@ -1224,7 +1224,7 @@
         <w:tc>
           <w:tcPr>
             <w:tcW w:type="dxa" w:w="1746"/>
-            <w:vAlign w:val="center"/>
+            <w:vAlign w:val="centre"/>
             <w:tcMar>
               <w:top w:w="80" w:type="dxa"/>
               <w:start w:w="80" w:type="dxa"/>
@@ -1245,7 +1245,7 @@
         <w:tc>
           <w:tcPr>
             <w:tcW w:type="dxa" w:w="1746"/>
-            <w:vAlign w:val="center"/>
+            <w:vAlign w:val="centre"/>
             <w:tcMar>
               <w:top w:w="80" w:type="dxa"/>
               <w:start w:w="80" w:type="dxa"/>
@@ -1266,7 +1266,7 @@
         <w:tc>
           <w:tcPr>
             <w:tcW w:type="dxa" w:w="1746"/>
-            <w:vAlign w:val="center"/>
+            <w:vAlign w:val="centre"/>
             <w:tcMar>
               <w:top w:w="80" w:type="dxa"/>
               <w:start w:w="80" w:type="dxa"/>
@@ -1287,7 +1287,7 @@
         <w:tc>
           <w:tcPr>
             <w:tcW w:type="dxa" w:w="1746"/>
-            <w:vAlign w:val="center"/>
+            <w:vAlign w:val="centre"/>
             <w:tcMar>
               <w:top w:w="80" w:type="dxa"/>
               <w:start w:w="80" w:type="dxa"/>
@@ -1308,7 +1308,7 @@
         <w:tc>
           <w:tcPr>
             <w:tcW w:type="dxa" w:w="1746"/>
-            <w:vAlign w:val="center"/>
+            <w:vAlign w:val="centre"/>
             <w:tcMar>
               <w:top w:w="80" w:type="dxa"/>
               <w:start w:w="80" w:type="dxa"/>
@@ -1329,7 +1329,7 @@
         <w:tc>
           <w:tcPr>
             <w:tcW w:type="dxa" w:w="1746"/>
-            <w:vAlign w:val="center"/>
+            <w:vAlign w:val="centre"/>
             <w:tcMar>
               <w:top w:w="80" w:type="dxa"/>
               <w:start w:w="80" w:type="dxa"/>
@@ -1350,7 +1350,7 @@
         <w:tc>
           <w:tcPr>
             <w:tcW w:type="dxa" w:w="1746"/>
-            <w:vAlign w:val="center"/>
+            <w:vAlign w:val="centre"/>
             <w:tcMar>
               <w:top w:w="80" w:type="dxa"/>
               <w:start w:w="80" w:type="dxa"/>
@@ -1373,7 +1373,7 @@
         <w:tc>
           <w:tcPr>
             <w:tcW w:type="dxa" w:w="1746"/>
-            <w:vAlign w:val="center"/>
+            <w:vAlign w:val="centre"/>
             <w:tcMar>
               <w:top w:w="80" w:type="dxa"/>
               <w:start w:w="80" w:type="dxa"/>
@@ -1400,7 +1400,7 @@
         <w:tc>
           <w:tcPr>
             <w:tcW w:type="dxa" w:w="1746"/>
-            <w:vAlign w:val="center"/>
+            <w:vAlign w:val="centre"/>
             <w:tcMar>
               <w:top w:w="80" w:type="dxa"/>
               <w:start w:w="80" w:type="dxa"/>
@@ -1427,7 +1427,7 @@
         <w:tc>
           <w:tcPr>
             <w:tcW w:type="dxa" w:w="1746"/>
-            <w:vAlign w:val="center"/>
+            <w:vAlign w:val="centre"/>
             <w:tcMar>
               <w:top w:w="80" w:type="dxa"/>
               <w:start w:w="80" w:type="dxa"/>
@@ -1454,7 +1454,7 @@
         <w:tc>
           <w:tcPr>
             <w:tcW w:type="dxa" w:w="1746"/>
-            <w:vAlign w:val="center"/>
+            <w:vAlign w:val="centre"/>
             <w:tcMar>
               <w:top w:w="80" w:type="dxa"/>
               <w:start w:w="80" w:type="dxa"/>
@@ -1481,7 +1481,7 @@
         <w:tc>
           <w:tcPr>
             <w:tcW w:type="dxa" w:w="1746"/>
-            <w:vAlign w:val="center"/>
+            <w:vAlign w:val="centre"/>
             <w:tcMar>
               <w:top w:w="80" w:type="dxa"/>
               <w:start w:w="80" w:type="dxa"/>
@@ -1508,7 +1508,7 @@
         <w:tc>
           <w:tcPr>
             <w:tcW w:type="dxa" w:w="1746"/>
-            <w:vAlign w:val="center"/>
+            <w:vAlign w:val="centre"/>
             <w:tcMar>
               <w:top w:w="80" w:type="dxa"/>
               <w:start w:w="80" w:type="dxa"/>
@@ -1535,7 +1535,7 @@
         <w:tc>
           <w:tcPr>
             <w:tcW w:type="dxa" w:w="1746"/>
-            <w:vAlign w:val="center"/>
+            <w:vAlign w:val="centre"/>
             <w:tcMar>
               <w:top w:w="80" w:type="dxa"/>
               <w:start w:w="80" w:type="dxa"/>
@@ -1562,7 +1562,7 @@
         <w:tc>
           <w:tcPr>
             <w:tcW w:type="dxa" w:w="1746"/>
-            <w:vAlign w:val="center"/>
+            <w:vAlign w:val="centre"/>
             <w:tcMar>
               <w:top w:w="80" w:type="dxa"/>
               <w:start w:w="80" w:type="dxa"/>
@@ -1591,7 +1591,7 @@
         <w:tc>
           <w:tcPr>
             <w:tcW w:type="dxa" w:w="1746"/>
-            <w:vAlign w:val="center"/>
+            <w:vAlign w:val="centre"/>
             <w:tcMar>
               <w:top w:w="80" w:type="dxa"/>
               <w:start w:w="80" w:type="dxa"/>
@@ -1618,7 +1618,7 @@
         <w:tc>
           <w:tcPr>
             <w:tcW w:type="dxa" w:w="1746"/>
-            <w:vAlign w:val="center"/>
+            <w:vAlign w:val="centre"/>
             <w:tcMar>
               <w:top w:w="80" w:type="dxa"/>
               <w:start w:w="80" w:type="dxa"/>
@@ -1645,7 +1645,7 @@
         <w:tc>
           <w:tcPr>
             <w:tcW w:type="dxa" w:w="1746"/>
-            <w:vAlign w:val="center"/>
+            <w:vAlign w:val="centre"/>
             <w:tcMar>
               <w:top w:w="80" w:type="dxa"/>
               <w:start w:w="80" w:type="dxa"/>
@@ -1672,7 +1672,7 @@
         <w:tc>
           <w:tcPr>
             <w:tcW w:type="dxa" w:w="1746"/>
-            <w:vAlign w:val="center"/>
+            <w:vAlign w:val="centre"/>
             <w:tcMar>
               <w:top w:w="80" w:type="dxa"/>
               <w:start w:w="80" w:type="dxa"/>
@@ -1699,7 +1699,7 @@
         <w:tc>
           <w:tcPr>
             <w:tcW w:type="dxa" w:w="1746"/>
-            <w:vAlign w:val="center"/>
+            <w:vAlign w:val="centre"/>
             <w:tcMar>
               <w:top w:w="80" w:type="dxa"/>
               <w:start w:w="80" w:type="dxa"/>
@@ -1726,7 +1726,7 @@
         <w:tc>
           <w:tcPr>
             <w:tcW w:type="dxa" w:w="1746"/>
-            <w:vAlign w:val="center"/>
+            <w:vAlign w:val="centre"/>
             <w:tcMar>
               <w:top w:w="80" w:type="dxa"/>
               <w:start w:w="80" w:type="dxa"/>
@@ -1753,7 +1753,7 @@
         <w:tc>
           <w:tcPr>
             <w:tcW w:type="dxa" w:w="1746"/>
-            <w:vAlign w:val="center"/>
+            <w:vAlign w:val="centre"/>
             <w:tcMar>
               <w:top w:w="80" w:type="dxa"/>
               <w:start w:w="80" w:type="dxa"/>
@@ -1780,7 +1780,7 @@
         <w:tc>
           <w:tcPr>
             <w:tcW w:type="dxa" w:w="1746"/>
-            <w:vAlign w:val="center"/>
+            <w:vAlign w:val="centre"/>
             <w:tcMar>
               <w:top w:w="80" w:type="dxa"/>
               <w:start w:w="80" w:type="dxa"/>
@@ -1809,7 +1809,7 @@
         <w:tc>
           <w:tcPr>
             <w:tcW w:type="dxa" w:w="1746"/>
-            <w:vAlign w:val="center"/>
+            <w:vAlign w:val="centre"/>
             <w:tcMar>
               <w:top w:w="80" w:type="dxa"/>
               <w:start w:w="80" w:type="dxa"/>
@@ -1836,7 +1836,7 @@
         <w:tc>
           <w:tcPr>
             <w:tcW w:type="dxa" w:w="1746"/>
-            <w:vAlign w:val="center"/>
+            <w:vAlign w:val="centre"/>
             <w:tcMar>
               <w:top w:w="80" w:type="dxa"/>
               <w:start w:w="80" w:type="dxa"/>
@@ -1863,7 +1863,7 @@
         <w:tc>
           <w:tcPr>
             <w:tcW w:type="dxa" w:w="1746"/>
-            <w:vAlign w:val="center"/>
+            <w:vAlign w:val="centre"/>
             <w:tcMar>
               <w:top w:w="80" w:type="dxa"/>
               <w:start w:w="80" w:type="dxa"/>
@@ -1890,7 +1890,7 @@
         <w:tc>
           <w:tcPr>
             <w:tcW w:type="dxa" w:w="1746"/>
-            <w:vAlign w:val="center"/>
+            <w:vAlign w:val="centre"/>
             <w:tcMar>
               <w:top w:w="80" w:type="dxa"/>
               <w:start w:w="80" w:type="dxa"/>
@@ -1917,7 +1917,7 @@
         <w:tc>
           <w:tcPr>
             <w:tcW w:type="dxa" w:w="1746"/>
-            <w:vAlign w:val="center"/>
+            <w:vAlign w:val="centre"/>
             <w:tcMar>
               <w:top w:w="80" w:type="dxa"/>
               <w:start w:w="80" w:type="dxa"/>
@@ -1944,7 +1944,7 @@
         <w:tc>
           <w:tcPr>
             <w:tcW w:type="dxa" w:w="1746"/>
-            <w:vAlign w:val="center"/>
+            <w:vAlign w:val="centre"/>
             <w:tcMar>
               <w:top w:w="80" w:type="dxa"/>
               <w:start w:w="80" w:type="dxa"/>
@@ -1971,7 +1971,7 @@
         <w:tc>
           <w:tcPr>
             <w:tcW w:type="dxa" w:w="1746"/>
-            <w:vAlign w:val="center"/>
+            <w:vAlign w:val="centre"/>
             <w:tcMar>
               <w:top w:w="80" w:type="dxa"/>
               <w:start w:w="80" w:type="dxa"/>
@@ -1998,7 +1998,7 @@
         <w:tc>
           <w:tcPr>
             <w:tcW w:type="dxa" w:w="1746"/>
-            <w:vAlign w:val="center"/>
+            <w:vAlign w:val="centre"/>
             <w:tcMar>
               <w:top w:w="80" w:type="dxa"/>
               <w:start w:w="80" w:type="dxa"/>
@@ -2027,7 +2027,7 @@
         <w:tc>
           <w:tcPr>
             <w:tcW w:type="dxa" w:w="1746"/>
-            <w:vAlign w:val="center"/>
+            <w:vAlign w:val="centre"/>
             <w:tcMar>
               <w:top w:w="80" w:type="dxa"/>
               <w:start w:w="80" w:type="dxa"/>
@@ -2054,7 +2054,7 @@
         <w:tc>
           <w:tcPr>
             <w:tcW w:type="dxa" w:w="1746"/>
-            <w:vAlign w:val="center"/>
+            <w:vAlign w:val="centre"/>
             <w:tcMar>
               <w:top w:w="80" w:type="dxa"/>
               <w:start w:w="80" w:type="dxa"/>
@@ -2081,7 +2081,7 @@
         <w:tc>
           <w:tcPr>
             <w:tcW w:type="dxa" w:w="1746"/>
-            <w:vAlign w:val="center"/>
+            <w:vAlign w:val="centre"/>
             <w:tcMar>
               <w:top w:w="80" w:type="dxa"/>
               <w:start w:w="80" w:type="dxa"/>
@@ -2108,7 +2108,7 @@
         <w:tc>
           <w:tcPr>
             <w:tcW w:type="dxa" w:w="1746"/>
-            <w:vAlign w:val="center"/>
+            <w:vAlign w:val="centre"/>
             <w:tcMar>
               <w:top w:w="80" w:type="dxa"/>
               <w:start w:w="80" w:type="dxa"/>
@@ -2135,7 +2135,7 @@
         <w:tc>
           <w:tcPr>
             <w:tcW w:type="dxa" w:w="1746"/>
-            <w:vAlign w:val="center"/>
+            <w:vAlign w:val="centre"/>
             <w:tcMar>
               <w:top w:w="80" w:type="dxa"/>
               <w:start w:w="80" w:type="dxa"/>
@@ -2162,7 +2162,7 @@
         <w:tc>
           <w:tcPr>
             <w:tcW w:type="dxa" w:w="1746"/>
-            <w:vAlign w:val="center"/>
+            <w:vAlign w:val="centre"/>
             <w:tcMar>
               <w:top w:w="80" w:type="dxa"/>
               <w:start w:w="80" w:type="dxa"/>
@@ -2189,7 +2189,7 @@
         <w:tc>
           <w:tcPr>
             <w:tcW w:type="dxa" w:w="1746"/>
-            <w:vAlign w:val="center"/>
+            <w:vAlign w:val="centre"/>
             <w:tcMar>
               <w:top w:w="80" w:type="dxa"/>
               <w:start w:w="80" w:type="dxa"/>
@@ -2216,7 +2216,7 @@
         <w:tc>
           <w:tcPr>
             <w:tcW w:type="dxa" w:w="1746"/>
-            <w:vAlign w:val="center"/>
+            <w:vAlign w:val="centre"/>
             <w:tcMar>
               <w:top w:w="80" w:type="dxa"/>
               <w:start w:w="80" w:type="dxa"/>
@@ -2245,7 +2245,7 @@
         <w:tc>
           <w:tcPr>
             <w:tcW w:type="dxa" w:w="1746"/>
-            <w:vAlign w:val="center"/>
+            <w:vAlign w:val="centre"/>
             <w:tcMar>
               <w:top w:w="80" w:type="dxa"/>
               <w:start w:w="80" w:type="dxa"/>
@@ -2272,7 +2272,7 @@
         <w:tc>
           <w:tcPr>
             <w:tcW w:type="dxa" w:w="1746"/>
-            <w:vAlign w:val="center"/>
+            <w:vAlign w:val="centre"/>
             <w:tcMar>
               <w:top w:w="80" w:type="dxa"/>
               <w:start w:w="80" w:type="dxa"/>
@@ -2299,7 +2299,7 @@
         <w:tc>
           <w:tcPr>
             <w:tcW w:type="dxa" w:w="1746"/>
-            <w:vAlign w:val="center"/>
+            <w:vAlign w:val="centre"/>
             <w:tcMar>
               <w:top w:w="80" w:type="dxa"/>
               <w:start w:w="80" w:type="dxa"/>
@@ -2326,7 +2326,7 @@
         <w:tc>
           <w:tcPr>
             <w:tcW w:type="dxa" w:w="1746"/>
-            <w:vAlign w:val="center"/>
+            <w:vAlign w:val="centre"/>
             <w:tcMar>
               <w:top w:w="80" w:type="dxa"/>
               <w:start w:w="80" w:type="dxa"/>
@@ -2353,7 +2353,7 @@
         <w:tc>
           <w:tcPr>
             <w:tcW w:type="dxa" w:w="1746"/>
-            <w:vAlign w:val="center"/>
+            <w:vAlign w:val="centre"/>
             <w:tcMar>
               <w:top w:w="80" w:type="dxa"/>
               <w:start w:w="80" w:type="dxa"/>
@@ -2380,7 +2380,7 @@
         <w:tc>
           <w:tcPr>
             <w:tcW w:type="dxa" w:w="1746"/>
-            <w:vAlign w:val="center"/>
+            <w:vAlign w:val="centre"/>
             <w:tcMar>
               <w:top w:w="80" w:type="dxa"/>
               <w:start w:w="80" w:type="dxa"/>
@@ -2407,7 +2407,7 @@
         <w:tc>
           <w:tcPr>
             <w:tcW w:type="dxa" w:w="1746"/>
-            <w:vAlign w:val="center"/>
+            <w:vAlign w:val="centre"/>
             <w:tcMar>
               <w:top w:w="80" w:type="dxa"/>
               <w:start w:w="80" w:type="dxa"/>
@@ -2434,7 +2434,7 @@
         <w:tc>
           <w:tcPr>
             <w:tcW w:type="dxa" w:w="1746"/>
-            <w:vAlign w:val="center"/>
+            <w:vAlign w:val="centre"/>
             <w:tcMar>
               <w:top w:w="80" w:type="dxa"/>
               <w:start w:w="80" w:type="dxa"/>
@@ -2465,7 +2465,7 @@
       <w:tblPr>
         <w:tblStyle w:val="TableGrid"/>
         <w:tblW w:type="auto" w:w="0"/>
-        <w:jc w:val="center"/>
+        <w:jc w:val="centre"/>
         <w:tblLook w:firstColumn="1" w:firstRow="1" w:lastColumn="0" w:lastRow="0" w:noHBand="0" w:noVBand="1" w:val="04A0"/>
       </w:tblPr>
       <w:tblGrid>
@@ -2479,7 +2479,7 @@
         <w:tc>
           <w:tcPr>
             <w:tcW w:type="dxa" w:w="6984"/>
-            <w:vAlign w:val="center"/>
+            <w:vAlign w:val="centre"/>
             <w:tcMar>
               <w:top w:w="80" w:type="dxa"/>
               <w:start w:w="80" w:type="dxa"/>
@@ -2500,7 +2500,7 @@
         <w:tc>
           <w:tcPr>
             <w:tcW w:type="dxa" w:w="6984"/>
-            <w:vAlign w:val="center"/>
+            <w:vAlign w:val="centre"/>
             <w:tcMar>
               <w:top w:w="80" w:type="dxa"/>
               <w:start w:w="80" w:type="dxa"/>
@@ -2523,7 +2523,7 @@
         <w:tc>
           <w:tcPr>
             <w:tcW w:type="dxa" w:w="6984"/>
-            <w:vAlign w:val="center"/>
+            <w:vAlign w:val="centre"/>
             <w:tcMar>
               <w:top w:w="80" w:type="dxa"/>
               <w:start w:w="80" w:type="dxa"/>
@@ -2540,7 +2540,7 @@
         <w:tc>
           <w:tcPr>
             <w:tcW w:type="dxa" w:w="6984"/>
-            <w:vAlign w:val="center"/>
+            <w:vAlign w:val="centre"/>
             <w:tcMar>
               <w:top w:w="80" w:type="dxa"/>
               <w:start w:w="80" w:type="dxa"/>
@@ -2569,7 +2569,7 @@
         <w:tc>
           <w:tcPr>
             <w:tcW w:type="dxa" w:w="6984"/>
-            <w:vAlign w:val="center"/>
+            <w:vAlign w:val="centre"/>
             <w:tcMar>
               <w:top w:w="80" w:type="dxa"/>
               <w:start w:w="80" w:type="dxa"/>
@@ -2586,7 +2586,7 @@
         <w:tc>
           <w:tcPr>
             <w:tcW w:type="dxa" w:w="6984"/>
-            <w:vAlign w:val="center"/>
+            <w:vAlign w:val="centre"/>
             <w:tcMar>
               <w:top w:w="80" w:type="dxa"/>
               <w:start w:w="80" w:type="dxa"/>
@@ -2615,7 +2615,7 @@
         <w:tc>
           <w:tcPr>
             <w:tcW w:type="dxa" w:w="6984"/>
-            <w:vAlign w:val="center"/>
+            <w:vAlign w:val="centre"/>
             <w:tcMar>
               <w:top w:w="80" w:type="dxa"/>
               <w:start w:w="80" w:type="dxa"/>
@@ -2632,7 +2632,7 @@
         <w:tc>
           <w:tcPr>
             <w:tcW w:type="dxa" w:w="6984"/>
-            <w:vAlign w:val="center"/>
+            <w:vAlign w:val="centre"/>
             <w:tcMar>
               <w:top w:w="80" w:type="dxa"/>
               <w:start w:w="80" w:type="dxa"/>
@@ -2661,7 +2661,7 @@
         <w:tc>
           <w:tcPr>
             <w:tcW w:type="dxa" w:w="6984"/>
-            <w:vAlign w:val="center"/>
+            <w:vAlign w:val="centre"/>
             <w:tcMar>
               <w:top w:w="80" w:type="dxa"/>
               <w:start w:w="80" w:type="dxa"/>
@@ -2678,7 +2678,7 @@
         <w:tc>
           <w:tcPr>
             <w:tcW w:type="dxa" w:w="6984"/>
-            <w:vAlign w:val="center"/>
+            <w:vAlign w:val="centre"/>
             <w:tcMar>
               <w:top w:w="80" w:type="dxa"/>
               <w:start w:w="80" w:type="dxa"/>
@@ -2707,7 +2707,7 @@
         <w:tc>
           <w:tcPr>
             <w:tcW w:type="dxa" w:w="6984"/>
-            <w:vAlign w:val="center"/>
+            <w:vAlign w:val="centre"/>
             <w:tcMar>
               <w:top w:w="80" w:type="dxa"/>
               <w:start w:w="80" w:type="dxa"/>
@@ -2724,7 +2724,7 @@
         <w:tc>
           <w:tcPr>
             <w:tcW w:type="dxa" w:w="6984"/>
-            <w:vAlign w:val="center"/>
+            <w:vAlign w:val="centre"/>
             <w:tcMar>
               <w:top w:w="80" w:type="dxa"/>
               <w:start w:w="80" w:type="dxa"/>
@@ -2753,7 +2753,7 @@
         <w:tc>
           <w:tcPr>
             <w:tcW w:type="dxa" w:w="6984"/>
-            <w:vAlign w:val="center"/>
+            <w:vAlign w:val="centre"/>
             <w:tcMar>
               <w:top w:w="80" w:type="dxa"/>
               <w:start w:w="80" w:type="dxa"/>
@@ -2770,7 +2770,7 @@
         <w:tc>
           <w:tcPr>
             <w:tcW w:type="dxa" w:w="6984"/>
-            <w:vAlign w:val="center"/>
+            <w:vAlign w:val="centre"/>
             <w:tcMar>
               <w:top w:w="80" w:type="dxa"/>
               <w:start w:w="80" w:type="dxa"/>
@@ -2799,7 +2799,7 @@
         <w:tc>
           <w:tcPr>
             <w:tcW w:type="dxa" w:w="6984"/>
-            <w:vAlign w:val="center"/>
+            <w:vAlign w:val="centre"/>
             <w:tcMar>
               <w:top w:w="80" w:type="dxa"/>
               <w:start w:w="80" w:type="dxa"/>
@@ -2816,7 +2816,7 @@
         <w:tc>
           <w:tcPr>
             <w:tcW w:type="dxa" w:w="6984"/>
-            <w:vAlign w:val="center"/>
+            <w:vAlign w:val="centre"/>
             <w:tcMar>
               <w:top w:w="80" w:type="dxa"/>
               <w:start w:w="80" w:type="dxa"/>
@@ -2845,7 +2845,7 @@
         <w:tc>
           <w:tcPr>
             <w:tcW w:type="dxa" w:w="6984"/>
-            <w:vAlign w:val="center"/>
+            <w:vAlign w:val="centre"/>
             <w:tcMar>
               <w:top w:w="80" w:type="dxa"/>
               <w:start w:w="80" w:type="dxa"/>
@@ -2862,7 +2862,7 @@
         <w:tc>
           <w:tcPr>
             <w:tcW w:type="dxa" w:w="6984"/>
-            <w:vAlign w:val="center"/>
+            <w:vAlign w:val="centre"/>
             <w:tcMar>
               <w:top w:w="80" w:type="dxa"/>
               <w:start w:w="80" w:type="dxa"/>
@@ -3032,21 +3032,14 @@
   <w:p>
     <w:pPr>
       <w:pStyle w:val="Footer"/>
-      <w:jc w:val="center"/>
+      <w:jc w:val="centre"/>
     </w:pPr>
     <w:r>
       <w:rPr>
-        <w:color w:val="646464"/>
-        <w:sz w:val="14"/>
-      </w:rPr>
-      <w:t>Copyright © 2026 Author(s) of Artificial Intelligence and Healthcare Economics | V1.0 | CC BY-NC 4.0 content notice</w:t>
-    </w:r>
-    <w:r>
-      <w:rPr>
-        <w:color w:val="646464"/>
-        <w:sz w:val="14"/>
-      </w:rPr>
-      <w:t>Copyright © 2026 Author(s) of Artificial Intelligence and Healthcare Economics | V1.0 | CC BY-NC 4.0 content notice</w:t>
+        <w:color w:val="5F5A5B"/>
+        <w:sz w:val="15"/>
+      </w:rPr>
+      <w:t>Muthana Zouri · Carmen Marinela Cumpăt · Grigore T. Popa University of Medicine and Pharmacy Publishing House · 2026</w:t>
     </w:r>
   </w:p>
 </w:ftr>
@@ -3077,7 +3070,25 @@
   <w:p>
     <w:pPr>
       <w:pStyle w:val="Header"/>
+      <w:jc w:val="centre"/>
     </w:pPr>
+    <w:r/>
+    <w:r>
+      <w:rPr>
+        <w:rFonts w:ascii="Georgia" w:hAnsi="Georgia"/>
+        <w:b/>
+        <w:color w:val="7B1734"/>
+        <w:sz w:val="17"/>
+      </w:rPr>
+      <w:t>Artificial Intelligence and Healthcare Economics</w:t>
+    </w:r>
+    <w:r>
+      <w:rPr>
+        <w:color w:val="5F5A5B"/>
+        <w:sz w:val="16"/>
+      </w:rPr>
+      <w:t xml:space="preserve"> · Digital Resource Companion · V1.0</w:t>
+    </w:r>
   </w:p>
 </w:hdr>
 </file>
@@ -3479,7 +3490,7 @@
     <w:rsid w:val="00E618BF"/>
     <w:pPr>
       <w:tabs>
-        <w:tab w:val="center" w:pos="4680"/>
+        <w:tab w:val="centre" w:pos="4680"/>
         <w:tab w:val="right" w:pos="9360"/>
       </w:tabs>
       <w:spacing w:after="0" w:line="240" w:lineRule="auto"/>
@@ -3501,7 +3512,7 @@
     <w:rsid w:val="00E618BF"/>
     <w:pPr>
       <w:tabs>
-        <w:tab w:val="center" w:pos="4680"/>
+        <w:tab w:val="centre" w:pos="4680"/>
         <w:tab w:val="right" w:pos="9360"/>
       </w:tabs>
       <w:spacing w:after="0" w:line="240" w:lineRule="auto"/>
